--- a/error_logs.docx
+++ b/error_logs.docx
@@ -2,43 +2,348 @@
 <file path=word/document.xml><?xml version="1.0" encoding="utf-8"?>
 <w:document xmlns:wpc="http://schemas.microsoft.com/office/word/2010/wordprocessingCanvas" xmlns:mc="http://schemas.openxmlformats.org/markup-compatibility/2006" xmlns:o="urn:schemas-microsoft-com:office:office" xmlns:r="http://schemas.openxmlformats.org/officeDocument/2006/relationships" xmlns:m="http://schemas.openxmlformats.org/officeDocument/2006/math" xmlns:v="urn:schemas-microsoft-com:vml" xmlns:wp14="http://schemas.microsoft.com/office/word/2010/wordprocessingDrawing" xmlns:wp="http://schemas.openxmlformats.org/drawingml/2006/wordprocessingDrawing" xmlns:w10="urn:schemas-microsoft-com:office:word" xmlns:w="http://schemas.openxmlformats.org/wordprocessingml/2006/main" xmlns:w14="http://schemas.microsoft.com/office/word/2010/wordml" xmlns:w15="http://schemas.microsoft.com/office/word/2012/wordml" xmlns:wpg="http://schemas.microsoft.com/office/word/2010/wordprocessingGroup" xmlns:wpi="http://schemas.microsoft.com/office/word/2010/wordprocessingInk" xmlns:wne="http://schemas.microsoft.com/office/word/2006/wordml" xmlns:wps="http://schemas.microsoft.com/office/word/2010/wordprocessingShape" xmlns:w16se="http://schemas.microsoft.com/office/word/2015/wordml/symex" xmlns:w16cid="http://schemas.microsoft.com/office/word/2016/wordml/cid" xmlns:w16="http://schemas.microsoft.com/office/word/2018/wordml" xmlns:w16cex="http://schemas.microsoft.com/office/word/2018/wordml/cex" xmlns:w16sdtdh="http://schemas.microsoft.com/office/word/2020/wordml/sdtdatahash" xmlns:w16sdtfl="http://schemas.microsoft.com/office/word/2024/wordml/sdtformatlock" mc:Ignorable="w14 w15 wp14 w16se w16cid w16 w16cex w16sdtdh w16sdtfl">
   <w:body>
-    <w:p xmlns:wp14="http://schemas.microsoft.com/office/word/2010/wordml" wp14:paraId="387ABD8B" wp14:textId="0E636F0E">
-      <w:r>
-        <w:rPr>
-          <w:rFonts w:ascii="Aptos" w:hAnsi="Aptos" w:eastAsia="Aptos" w:cs="Aptos"/>
-          <w:noProof w:val="0"/>
-          <w:sz w:val="24"/>
-          <w:szCs w:val="24"/>
-          <w:lang w:val="en-US"/>
-        </w:rPr>
-        <w:t>---------------------------- PROCESS ENDED (4644) for package com.godwin.ondevice.myai ---------------------------- ---------------------------- PROCESS STARTED (4727) for package com.godwin.ondevice.myai ---------------------------- 2026-06-07 02:34:12.933 4727-4727 ModelDownloadWorker com.godwin.ondevice.myai D Inside onCreate() Internal Storage Path: /data/user/0/com.godwin.ondevice.myai/files 2026-06-07 02:34:12.933 4727-4727 ModelDownloadWorker com.godwin.ondevice.myai D Inside onCreate() File Name: profileInstalled 2026-06-07 02:34:12.934 4727-4727 ModelDownloadWorker com.godwin.ondevice.myai D Inside onCreate() File Name: gemma-4-E2B-it.litertlm 2026-06-07 02:34:12.934 4727-4727 ModelDownloadWorker com.godwin.ondevice.myai D Inside onCreate() File Name: gemma-4-E2B-it.litertlm_1780343481_2588147712_mldrift_weight_cache.bin 2026-06-07 02:34:12.934 4727-4727 ModelDownloadWorker com.godwin.ondevice.myai D Inside onCreate() File Name: gemma-4-E2B-it.litertlm.xnnpack_cache_1780343481_2588147712 2026-06-07 02:34:12.934 4727-4727 ModelDownloadWorker com.godwin.ondevice.myai D Inside onCreate() File Name: attachments 2026-06-07 02:34:12.934 4727-4727 ModelDownloadWorker com.godwin.ondevice.myai D Inside onCreate() File Name: staged_image1780724116922.jpg 2026-06-07 02:34:12.934 4727-4727 ModelDownloadWorker com.godwin.ondevice.myai D Inside onCreate() File Name: staged_image1780724947841.jpg 2026-06-07 02:34:12.938 4727-4727 ModelDownloadWorker com.godwin.ondevice.myai D Inside onCreate() File Name: staged_image1780726183900.jpg 2026-06-07 02:34:12.938 4727-4727 ModelDownloadWorker com.godwin.ondevice.myai D Inside onCreate() File Name: staged_image1780805260833.jpg 2026-06-07 02:34:12.938 4727-4727 ModelDownloadWorker com.godwin.ondevice.myai D Inside onCreate() File Name: staged_image1780805302016.jpg 2026-06-07 02:34:12.938 4727-4727 ModelDownloadWorker com.godwin.ondevice.myai D Inside onCreate() File Name: staged_image1780811615919.jpg 2026-06-07 02:34:12.938 4727-4727 ModelDownloadWorker com.godwin.ondevice.myai D Inside onCreate() File Name: staged_image1780812392540.jpg 2026-06-07 02:34:12.938 4727-4727 ModelDownloadWorker com.godwin.ondevice.myai D Inside onCreate() File Name: staged_image1780813544229.jpg 2026-06-07 02:34:12.938 4727-4727 ModelDownloadWorker com.godwin.ondevice.myai D Inside onCreate() File Name: gemma-4-E2B-it.litertlm.vision_encoder.xnnpack_cache_1780343481_2588147712 2026-06-07 02:34:12.938 4727-4727 ModelDownloadWorker com.godwin.ondevice.myai D Inside onCreate() File Name: gemma-4-E2B-it.litertlm.vision_adapter.xnnpack_cache_1780343481_2588147712 2026-06-07 02:34:13.070 4727-4750 ModelDownloadWorker com.godwin.ondevice.myai D Inside triggerBackgroundModelDownload() Model file found locally. Skipping download scheduling entirely.</w:t>
+    <w:p xmlns:wp14="http://schemas.microsoft.com/office/word/2010/wordml" wp14:paraId="553F4B0E" wp14:textId="5807B7DE">
+      <w:pPr>
+        <w:rPr>
+          <w:rFonts w:ascii="Aptos" w:hAnsi="Aptos" w:eastAsia="Aptos" w:cs="Aptos"/>
+          <w:noProof w:val="0"/>
+          <w:sz w:val="24"/>
+          <w:szCs w:val="24"/>
+          <w:lang w:val="en-US"/>
+        </w:rPr>
+      </w:pPr>
+      <w:r>
+        <w:rPr>
+          <w:rFonts w:ascii="Aptos" w:hAnsi="Aptos" w:eastAsia="Aptos" w:cs="Aptos"/>
+          <w:noProof w:val="0"/>
+          <w:sz w:val="24"/>
+          <w:szCs w:val="24"/>
+          <w:lang w:val="en-US"/>
+        </w:rPr>
+        <w:t xml:space="preserve">---------------------------- PROCESS ENDED (4644) for package </w:t>
+      </w:r>
+      <w:r>
+        <w:rPr>
+          <w:rFonts w:ascii="Aptos" w:hAnsi="Aptos" w:eastAsia="Aptos" w:cs="Aptos"/>
+          <w:noProof w:val="0"/>
+          <w:sz w:val="24"/>
+          <w:szCs w:val="24"/>
+          <w:lang w:val="en-US"/>
+        </w:rPr>
+        <w:t>com.godwin.ondevice.myai</w:t>
+      </w:r>
+      <w:r>
+        <w:rPr>
+          <w:rFonts w:ascii="Aptos" w:hAnsi="Aptos" w:eastAsia="Aptos" w:cs="Aptos"/>
+          <w:noProof w:val="0"/>
+          <w:sz w:val="24"/>
+          <w:szCs w:val="24"/>
+          <w:lang w:val="en-US"/>
+        </w:rPr>
+        <w:t xml:space="preserve"> ---------------------------- ---------------------------- PROCESS STARTED (4727) for package </w:t>
+      </w:r>
+      <w:r>
+        <w:rPr>
+          <w:rFonts w:ascii="Aptos" w:hAnsi="Aptos" w:eastAsia="Aptos" w:cs="Aptos"/>
+          <w:noProof w:val="0"/>
+          <w:sz w:val="24"/>
+          <w:szCs w:val="24"/>
+          <w:lang w:val="en-US"/>
+        </w:rPr>
+        <w:t>com.godwin.ondevice.myai</w:t>
+      </w:r>
+      <w:r>
+        <w:rPr>
+          <w:rFonts w:ascii="Aptos" w:hAnsi="Aptos" w:eastAsia="Aptos" w:cs="Aptos"/>
+          <w:noProof w:val="0"/>
+          <w:sz w:val="24"/>
+          <w:szCs w:val="24"/>
+          <w:lang w:val="en-US"/>
+        </w:rPr>
+        <w:t xml:space="preserve"> ---------------------------- 2026-06-07 02:34:12.933 4727-4727 </w:t>
+      </w:r>
+      <w:r>
+        <w:rPr>
+          <w:rFonts w:ascii="Aptos" w:hAnsi="Aptos" w:eastAsia="Aptos" w:cs="Aptos"/>
+          <w:noProof w:val="0"/>
+          <w:sz w:val="24"/>
+          <w:szCs w:val="24"/>
+          <w:lang w:val="en-US"/>
+        </w:rPr>
+        <w:t>ModelDownloadWorker</w:t>
+      </w:r>
+      <w:r>
+        <w:rPr>
+          <w:rFonts w:ascii="Aptos" w:hAnsi="Aptos" w:eastAsia="Aptos" w:cs="Aptos"/>
+          <w:noProof w:val="0"/>
+          <w:sz w:val="24"/>
+          <w:szCs w:val="24"/>
+          <w:lang w:val="en-US"/>
+        </w:rPr>
+        <w:t xml:space="preserve"> </w:t>
+      </w:r>
+      <w:r>
+        <w:rPr>
+          <w:rFonts w:ascii="Aptos" w:hAnsi="Aptos" w:eastAsia="Aptos" w:cs="Aptos"/>
+          <w:noProof w:val="0"/>
+          <w:sz w:val="24"/>
+          <w:szCs w:val="24"/>
+          <w:lang w:val="en-US"/>
+        </w:rPr>
+        <w:t>com.godwin.ondevice.myai</w:t>
+      </w:r>
+      <w:r>
+        <w:rPr>
+          <w:rFonts w:ascii="Aptos" w:hAnsi="Aptos" w:eastAsia="Aptos" w:cs="Aptos"/>
+          <w:noProof w:val="0"/>
+          <w:sz w:val="24"/>
+          <w:szCs w:val="24"/>
+          <w:lang w:val="en-US"/>
+        </w:rPr>
+        <w:t xml:space="preserve"> D Inside </w:t>
+      </w:r>
+      <w:r>
+        <w:rPr>
+          <w:rFonts w:ascii="Aptos" w:hAnsi="Aptos" w:eastAsia="Aptos" w:cs="Aptos"/>
+          <w:noProof w:val="0"/>
+          <w:sz w:val="24"/>
+          <w:szCs w:val="24"/>
+          <w:lang w:val="en-US"/>
+        </w:rPr>
+        <w:t>onCreate</w:t>
+      </w:r>
+      <w:r>
+        <w:rPr>
+          <w:rFonts w:ascii="Aptos" w:hAnsi="Aptos" w:eastAsia="Aptos" w:cs="Aptos"/>
+          <w:noProof w:val="0"/>
+          <w:sz w:val="24"/>
+          <w:szCs w:val="24"/>
+          <w:lang w:val="en-US"/>
+        </w:rPr>
+        <w:t>() Internal Storage Path: /data/user/0/</w:t>
+      </w:r>
+      <w:r>
+        <w:rPr>
+          <w:rFonts w:ascii="Aptos" w:hAnsi="Aptos" w:eastAsia="Aptos" w:cs="Aptos"/>
+          <w:noProof w:val="0"/>
+          <w:sz w:val="24"/>
+          <w:szCs w:val="24"/>
+          <w:lang w:val="en-US"/>
+        </w:rPr>
+        <w:t>com.godwin.ondevice.myai</w:t>
+      </w:r>
+      <w:r>
+        <w:rPr>
+          <w:rFonts w:ascii="Aptos" w:hAnsi="Aptos" w:eastAsia="Aptos" w:cs="Aptos"/>
+          <w:noProof w:val="0"/>
+          <w:sz w:val="24"/>
+          <w:szCs w:val="24"/>
+          <w:lang w:val="en-US"/>
+        </w:rPr>
+        <w:t xml:space="preserve">/files 2026-06-07 02:34:12.933 4727-4727 </w:t>
+      </w:r>
+      <w:r>
+        <w:rPr>
+          <w:rFonts w:ascii="Aptos" w:hAnsi="Aptos" w:eastAsia="Aptos" w:cs="Aptos"/>
+          <w:noProof w:val="0"/>
+          <w:sz w:val="24"/>
+          <w:szCs w:val="24"/>
+          <w:lang w:val="en-US"/>
+        </w:rPr>
+        <w:t>ModelDownloadWorker</w:t>
+      </w:r>
+      <w:r>
+        <w:rPr>
+          <w:rFonts w:ascii="Aptos" w:hAnsi="Aptos" w:eastAsia="Aptos" w:cs="Aptos"/>
+          <w:noProof w:val="0"/>
+          <w:sz w:val="24"/>
+          <w:szCs w:val="24"/>
+          <w:lang w:val="en-US"/>
+        </w:rPr>
+        <w:t xml:space="preserve"> </w:t>
+      </w:r>
+      <w:r>
+        <w:rPr>
+          <w:rFonts w:ascii="Aptos" w:hAnsi="Aptos" w:eastAsia="Aptos" w:cs="Aptos"/>
+          <w:noProof w:val="0"/>
+          <w:sz w:val="24"/>
+          <w:szCs w:val="24"/>
+          <w:lang w:val="en-US"/>
+        </w:rPr>
+        <w:t>com.godwin.ondevice.myai</w:t>
+      </w:r>
+      <w:r>
+        <w:rPr>
+          <w:rFonts w:ascii="Aptos" w:hAnsi="Aptos" w:eastAsia="Aptos" w:cs="Aptos"/>
+          <w:noProof w:val="0"/>
+          <w:sz w:val="24"/>
+          <w:szCs w:val="24"/>
+          <w:lang w:val="en-US"/>
+        </w:rPr>
+        <w:t xml:space="preserve"> D Inside </w:t>
+      </w:r>
+      <w:r>
+        <w:rPr>
+          <w:rFonts w:ascii="Aptos" w:hAnsi="Aptos" w:eastAsia="Aptos" w:cs="Aptos"/>
+          <w:noProof w:val="0"/>
+          <w:sz w:val="24"/>
+          <w:szCs w:val="24"/>
+          <w:lang w:val="en-US"/>
+        </w:rPr>
+        <w:t>onCreate</w:t>
+      </w:r>
+      <w:r>
+        <w:rPr>
+          <w:rFonts w:ascii="Aptos" w:hAnsi="Aptos" w:eastAsia="Aptos" w:cs="Aptos"/>
+          <w:noProof w:val="0"/>
+          <w:sz w:val="24"/>
+          <w:szCs w:val="24"/>
+          <w:lang w:val="en-US"/>
+        </w:rPr>
+        <w:t xml:space="preserve">() File Name: </w:t>
+      </w:r>
+      <w:r>
+        <w:rPr>
+          <w:rFonts w:ascii="Aptos" w:hAnsi="Aptos" w:eastAsia="Aptos" w:cs="Aptos"/>
+          <w:noProof w:val="0"/>
+          <w:sz w:val="24"/>
+          <w:szCs w:val="24"/>
+          <w:lang w:val="en-US"/>
+        </w:rPr>
+        <w:t>profileInstalled</w:t>
+      </w:r>
+      <w:r>
+        <w:rPr>
+          <w:rFonts w:ascii="Aptos" w:hAnsi="Aptos" w:eastAsia="Aptos" w:cs="Aptos"/>
+          <w:noProof w:val="0"/>
+          <w:sz w:val="24"/>
+          <w:szCs w:val="24"/>
+          <w:lang w:val="en-US"/>
+        </w:rPr>
+        <w:t xml:space="preserve"> 2026-06-07 02:34:12.934 4727-4727 </w:t>
+      </w:r>
+      <w:r>
+        <w:rPr>
+          <w:rFonts w:ascii="Aptos" w:hAnsi="Aptos" w:eastAsia="Aptos" w:cs="Aptos"/>
+          <w:noProof w:val="0"/>
+          <w:sz w:val="24"/>
+          <w:szCs w:val="24"/>
+          <w:lang w:val="en-US"/>
+        </w:rPr>
+        <w:t>ModelDownloadWorker</w:t>
+      </w:r>
+      <w:r>
+        <w:rPr>
+          <w:rFonts w:ascii="Aptos" w:hAnsi="Aptos" w:eastAsia="Aptos" w:cs="Aptos"/>
+          <w:noProof w:val="0"/>
+          <w:sz w:val="24"/>
+          <w:szCs w:val="24"/>
+          <w:lang w:val="en-US"/>
+        </w:rPr>
+        <w:t xml:space="preserve"> </w:t>
+      </w:r>
+      <w:r>
+        <w:rPr>
+          <w:rFonts w:ascii="Aptos" w:hAnsi="Aptos" w:eastAsia="Aptos" w:cs="Aptos"/>
+          <w:noProof w:val="0"/>
+          <w:sz w:val="24"/>
+          <w:szCs w:val="24"/>
+          <w:lang w:val="en-US"/>
+        </w:rPr>
+        <w:t>com.godwin.ondevice.myai</w:t>
+      </w:r>
+      <w:r>
+        <w:rPr>
+          <w:rFonts w:ascii="Aptos" w:hAnsi="Aptos" w:eastAsia="Aptos" w:cs="Aptos"/>
+          <w:noProof w:val="0"/>
+          <w:sz w:val="24"/>
+          <w:szCs w:val="24"/>
+          <w:lang w:val="en-US"/>
+        </w:rPr>
+        <w:t xml:space="preserve"> D Inside </w:t>
+      </w:r>
+      <w:r>
+        <w:rPr>
+          <w:rFonts w:ascii="Aptos" w:hAnsi="Aptos" w:eastAsia="Aptos" w:cs="Aptos"/>
+          <w:noProof w:val="0"/>
+          <w:sz w:val="24"/>
+          <w:szCs w:val="24"/>
+          <w:lang w:val="en-US"/>
+        </w:rPr>
+        <w:t>onCreate</w:t>
+      </w:r>
+      <w:r>
+        <w:rPr>
+          <w:rFonts w:ascii="Aptos" w:hAnsi="Aptos" w:eastAsia="Aptos" w:cs="Aptos"/>
+          <w:noProof w:val="0"/>
+          <w:sz w:val="24"/>
+          <w:szCs w:val="24"/>
+          <w:lang w:val="en-US"/>
+        </w:rPr>
+        <w:t xml:space="preserve">() File Name: gemma-4-E2B-it.litertlm 2026-06-07 02:34:12.934 4727-4727 </w:t>
+      </w:r>
+      <w:r>
+        <w:rPr>
+          <w:rFonts w:ascii="Aptos" w:hAnsi="Aptos" w:eastAsia="Aptos" w:cs="Aptos"/>
+          <w:noProof w:val="0"/>
+          <w:sz w:val="24"/>
+          <w:szCs w:val="24"/>
+          <w:lang w:val="en-US"/>
+        </w:rPr>
+        <w:t>ModelDownloadWorker</w:t>
+      </w:r>
+      <w:r>
+        <w:rPr>
+          <w:rFonts w:ascii="Aptos" w:hAnsi="Aptos" w:eastAsia="Aptos" w:cs="Aptos"/>
+          <w:noProof w:val="0"/>
+          <w:sz w:val="24"/>
+          <w:szCs w:val="24"/>
+          <w:lang w:val="en-US"/>
+        </w:rPr>
+        <w:t xml:space="preserve"> </w:t>
+      </w:r>
+      <w:r>
+        <w:rPr>
+          <w:rFonts w:ascii="Aptos" w:hAnsi="Aptos" w:eastAsia="Aptos" w:cs="Aptos"/>
+          <w:noProof w:val="0"/>
+          <w:sz w:val="24"/>
+          <w:szCs w:val="24"/>
+          <w:lang w:val="en-US"/>
+        </w:rPr>
+        <w:t>com.godwin.ondevice.myai</w:t>
+      </w:r>
+      <w:r>
+        <w:rPr>
+          <w:rFonts w:ascii="Aptos" w:hAnsi="Aptos" w:eastAsia="Aptos" w:cs="Aptos"/>
+          <w:noProof w:val="0"/>
+          <w:sz w:val="24"/>
+          <w:szCs w:val="24"/>
+          <w:lang w:val="en-US"/>
+        </w:rPr>
+        <w:t xml:space="preserve"> D Inside </w:t>
+      </w:r>
+      <w:r>
+        <w:rPr>
+          <w:rFonts w:ascii="Aptos" w:hAnsi="Aptos" w:eastAsia="Aptos" w:cs="Aptos"/>
+          <w:noProof w:val="0"/>
+          <w:sz w:val="24"/>
+          <w:szCs w:val="24"/>
+          <w:lang w:val="en-US"/>
+        </w:rPr>
+        <w:t>onCreate</w:t>
+      </w:r>
+      <w:r>
+        <w:rPr>
+          <w:rFonts w:ascii="Aptos" w:hAnsi="Aptos" w:eastAsia="Aptos" w:cs="Aptos"/>
+          <w:noProof w:val="0"/>
+          <w:sz w:val="24"/>
+          <w:szCs w:val="24"/>
+          <w:lang w:val="en-US"/>
+        </w:rPr>
+        <w:t xml:space="preserve">() File Name: gemma-4-E2B-it.litertlm_1780343481_2588147712_mldrift_weight_cache.bin 2026-06-07 02:34:12.934 </w:t>
       </w:r>
     </w:p>
-    <w:p xmlns:wp14="http://schemas.microsoft.com/office/word/2010/wordml" wp14:paraId="5A8621C7" wp14:textId="7E5D0794">
-      <w:r>
-        <w:rPr>
-          <w:rFonts w:ascii="Aptos" w:hAnsi="Aptos" w:eastAsia="Aptos" w:cs="Aptos"/>
-          <w:noProof w:val="0"/>
-          <w:sz w:val="24"/>
-          <w:szCs w:val="24"/>
-          <w:lang w:val="en-US"/>
-        </w:rPr>
-        <w:t>---------------------------- PROCESS ENDED (4644) for package com.godwin.ondevice.myai ---------------------------- ---------------------------- PROCESS STARTED (4727) for package com.godwin.ondevice.myai ---------------------------- 2026-06-07 02:34:12.933 4727-4727 ModelDownloadWorker com.godwin.ondevice.myai D Inside onCreate() Internal Storage Path: /data/user/0/com.godwin.ondevice.myai/files 2026-06-07 02:34:12.933 4727-4727 ModelDownloadWorker com.godwin.ondevice.myai D Inside onCreate() File Name: profileInstalled 2026-06-07 02:34:12.934 4727-4727 ModelDownloadWorker com.godwin.ondevice.myai D Inside onCreate() File Name: gemma-4-E2B-it.litertlm 2026-06-07 02:34:12.934 4727-4727 ModelDownloadWorker com.godwin.ondevice.myai D Inside onCreate() File Name: gemma-4-E2B-it.litertlm_1780343481_2588147712_mldrift_weight_cache.bin 2026-06-07 02:34:12.934 4727-4727 ModelDownloadWorker com.godwin.ondevice.myai D Inside onCreate() File Name: gemma-4-E2B-it.litertlm.xnnpack_cache_1780343481_2588147712 2026-06-07 02:34:12.934 4727-4727 ModelDownloadWorker com.godwin.ondevice.myai D Inside onCreate() File Name: attachments 2026-06-07 02:34:12.934 4727-4727 ModelDownloadWorker com.godwin.ondevice.myai D Inside onCreate() File Name: staged_image1780724116922.jpg 2026-06-07 02:34:12.934 4727-4727 ModelDownloadWorker com.godwin.ondevice.myai D Inside onCreate() File Name: staged_image1780724947841.jpg 2026-06-07 02:34:12.938 4727-4727 ModelDownloadWorker com.godwin.ondevice.myai D Inside onCreate() File Name: staged_image1780726183900.jpg 2026-06-07 02:34:12.938 4727-4727 ModelDownloadWorker com.godwin.ondevice.myai D Inside onCreate() File Name: staged_image1780805260833.jpg 2026-06-07 02:34:12.938 4727-4727 ModelDownloadWorker com.godwin.ondevice.myai D Inside onCreate() File Name: staged_image1780805302016.jpg 2026-06-07 02:34:12.938 4727-4727 ModelDownloadWorker com.godwin.ondevice.myai D Inside onCreate() File Name: staged_image1780811615919.jpg 2026-06-07 02:34:12.938 4727-4727 ModelDownloadWorker com.godwin.ondevice.myai D Inside onCreate() File Name: staged_image1780812392540.jpg 2026-06-07 02:34:12.938 4727-4727 ModelDownloadWorker com.godwin.ondevice.myai D Inside onCreate() File Name: staged_image1780813544229.jpg 2026-06-07 02:34:12.938 4727-4727 ModelDownloadWorker com.godwin.ondevice.myai D Inside onCreate() File Name: gemma-4-E2B-it.litertlm.vision_encoder.xnnpack_cache_1780343481_2588147712 2026-06-07 02:34:12.938 4727-4727 ModelDownloadWorker com.godwin.ondevice.myai D Inside onCreate() File Name: gemma-4-E2B-it.litertlm.vision_adapter.xnnpack_cache_1780343481_2588147712 2026-06-07 02:34:13.070 4727-4750 ModelDownloadWorker com.godwin.ondevice.myai D Inside triggerBackgroundModelDownload() Model file found locally. Skipping download scheduling entirely.</w:t>
-      </w:r>
-    </w:p>
-    <w:p xmlns:wp14="http://schemas.microsoft.com/office/word/2010/wordml" wp14:paraId="29C34A10" wp14:textId="7DC3BB64">
-      <w:r>
-        <w:rPr>
-          <w:rFonts w:ascii="Aptos" w:hAnsi="Aptos" w:eastAsia="Aptos" w:cs="Aptos"/>
-          <w:noProof w:val="0"/>
-          <w:sz w:val="24"/>
-          <w:szCs w:val="24"/>
-          <w:lang w:val="en-US"/>
-        </w:rPr>
-        <w:t>---------------------------- PROCESS ENDED (4644) for package com.godwin.ondevice.myai ---------------------------- ---------------------------- PROCESS STARTED (4727) for package com.godwin.ondevice.myai ---------------------------- 2026-06-07 02:34:12.933 4727-4727 ModelDownloadWorker com.godwin.ondevice.myai D Inside onCreate() Internal Storage Path: /data/user/0/com.godwin.ondevice.myai/files 2026-06-07 02:34:12.933 4727-4727 ModelDownloadWorker com.godwin.ondevice.myai D Inside onCreate() File Name: profileInstalled 2026-06-07 02:34:12.934 4727-4727 ModelDownloadWorker com.godwin.ondevice.myai D Inside onCreate() File Name: gemma-4-E2B-it.litertlm 2026-06-07 02:34:12.934 4727-4727 ModelDownloadWorker com.godwin.ondevice.myai D Inside onCreate() File Name: gemma-4-E2B-it.litertlm_1780343481_2588147712_mldrift_weight_cache.bin 2026-06-07 02:34:12.934 4727-4727 ModelDownloadWorker com.godwin.ondevice.myai D Inside onCreate() File Name: gemma-4-E2B-it.litertlm.xnnpack_cache_1780343481_2588147712 2026-06-07 02:34:12.934 4727-4727 ModelDownloadWorker com.godwin.ondevice.myai D Inside onCreate() File Name: attachments 2026-06-07 02:34:12.934 4727-4727 ModelDownloadWorker com.godwin.ondevice.myai D Inside onCreate() File Name: staged_image1780724116922.jpg 2026-06-07 02:34:12.934 4727-4727 ModelDownloadWorker com.godwin.ondevice.myai D Inside onCreate() File Name: staged_image1780724947841.jpg 2026-06-07 02:34:12.938 4727-4727 ModelDownloadWorker com.godwin.ondevice.myai D Inside onCreate() File Name: staged_image1780726183900.jpg 2026-06-07 02:34:12.938 4727-4727 ModelDownloadWorker com.godwin.ondevice.myai D Inside onCreate() File Name: staged_image1780805260833.jpg 2026-06-07 02:34:12.938 4727-4727 ModelDownloadWorker com.godwin.ondevice.myai D Inside onCreate() File Name: staged_image1780805302016.jpg 2026-06-07 02:34:12.938 4727-4727 ModelDownloadWorker com.godwin.ondevice.myai D Inside onCreate() File Name: staged_image1780811615919.jpg 2026-06-07 02:34:12.938 4727-4727 ModelDownloadWorker com.godwin.ondevice.myai D Inside onCreate() File Name: staged_image1780812392540.jpg 2026-06-07 02:34:12.938 4727-4727 ModelDownloadWorker com.godwin.ondevice.myai D Inside onCreate() File Name: staged_image1780813544229.jpg 2026-06-07 02:34:12.938 4727-4727 ModelDownloadWorker com.godwin.ondevice.myai D Inside onCreate() File Name: gemma-4-E2B-it.litertlm.vision_encoder.xnnpack_cache_1780343481_2588147712 2026-06-07 02:34:12.938 4727-4727 ModelDownloadWorker com.godwin.ondevice.myai D Inside onCreate() File Name: gemma-4-E2B-it.litertlm.vision_adapter.xnnpack_cache_1780343481_2588147712 2026-06-07 02:34:13.070 4727-4750 ModelDownloadWorker com.godwin.ondevice.myai D Inside triggerBackgroundModelDownload() Model file found locally. Skipping download scheduling entirely.</w:t>
-      </w:r>
-    </w:p>
-    <w:p xmlns:wp14="http://schemas.microsoft.com/office/word/2010/wordml" wp14:paraId="2C078E63" wp14:textId="65B4F266"/>
+    <w:p xmlns:wp14="http://schemas.microsoft.com/office/word/2010/wordml" wp14:paraId="2C078E63" wp14:textId="72B85726"/>
     <w:sectPr>
       <w:pgSz w:w="12240" w:h="15840" w:orient="portrait"/>
       <w:pgMar w:top="1440" w:right="1440" w:bottom="1440" w:left="1440" w:header="720" w:footer="720" w:gutter="0"/>
